--- a/client_rules/USAA.docx
+++ b/client_rules/USAA.docx
@@ -14,9 +14,9 @@
         <w:tblLook w:val="04A0" w:firstRow="1" w:lastRow="0" w:firstColumn="1" w:lastColumn="0" w:noHBand="0" w:noVBand="1"/>
       </w:tblPr>
       <w:tblGrid>
-        <w:gridCol w:w="9634"/>
-        <w:gridCol w:w="9121"/>
-        <w:gridCol w:w="366"/>
+        <w:gridCol w:w="6373"/>
+        <w:gridCol w:w="6374"/>
+        <w:gridCol w:w="6374"/>
       </w:tblGrid>
       <w:tr>
         <w:trPr>
@@ -40,16 +40,6 @@
                 <w14:ligatures w14:val="none"/>
               </w:rPr>
             </w:pPr>
-            <w:r>
-              <w:rPr>
-                <w:rFonts w:ascii="Times New Roman" w:eastAsia="Times New Roman" w:hAnsi="Times New Roman" w:cs="Times New Roman"/>
-                <w:kern w:val="0"/>
-                <w:sz w:val="24"/>
-                <w:szCs w:val="24"/>
-                <w14:ligatures w14:val="none"/>
-              </w:rPr>
-              <w:t>Assignment Instructions</w:t>
-            </w:r>
           </w:p>
         </w:tc>
         <w:tc>
@@ -116,7 +106,6 @@
           <w:tcPr>
             <w:tcW w:w="0" w:type="auto"/>
             <w:vAlign w:val="center"/>
-            <w:hideMark/>
           </w:tcPr>
           <w:p>
             <w:pPr>
@@ -130,16 +119,6 @@
                 <w14:ligatures w14:val="none"/>
               </w:rPr>
             </w:pPr>
-            <w:r>
-              <w:rPr>
-                <w:rFonts w:ascii="Times New Roman" w:eastAsia="Times New Roman" w:hAnsi="Times New Roman" w:cs="Times New Roman"/>
-                <w:kern w:val="0"/>
-                <w:sz w:val="24"/>
-                <w:szCs w:val="24"/>
-                <w14:ligatures w14:val="none"/>
-              </w:rPr>
-              <w:t>7772142  : USAA</w:t>
-            </w:r>
           </w:p>
         </w:tc>
         <w:tc>
@@ -206,7 +185,6 @@
           <w:tcPr>
             <w:tcW w:w="0" w:type="auto"/>
             <w:vAlign w:val="center"/>
-            <w:hideMark/>
           </w:tcPr>
           <w:p>
             <w:pPr>
@@ -220,16 +198,6 @@
                 <w14:ligatures w14:val="none"/>
               </w:rPr>
             </w:pPr>
-            <w:r>
-              <w:rPr>
-                <w:rFonts w:ascii="Times New Roman" w:eastAsia="Times New Roman" w:hAnsi="Times New Roman" w:cs="Times New Roman"/>
-                <w:kern w:val="0"/>
-                <w:sz w:val="24"/>
-                <w:szCs w:val="24"/>
-                <w14:ligatures w14:val="none"/>
-              </w:rPr>
-              <w:t>7/6/2023 10:36:23 AM</w:t>
-            </w:r>
           </w:p>
         </w:tc>
         <w:tc>
@@ -285,6 +253,19 @@
           <w:shd w:val="clear" w:color="auto" w:fill="FFFFFF"/>
           <w14:ligatures w14:val="none"/>
         </w:rPr>
+        <w:t xml:space="preserve">USAA </w:t>
+      </w:r>
+      <w:r>
+        <w:rPr>
+          <w:rFonts w:ascii="rubik" w:eastAsia="Times New Roman" w:hAnsi="rubik" w:cs="Times New Roman"/>
+          <w:b/>
+          <w:bCs/>
+          <w:kern w:val="0"/>
+          <w:sz w:val="27"/>
+          <w:szCs w:val="27"/>
+          <w:shd w:val="clear" w:color="auto" w:fill="FFFFFF"/>
+          <w14:ligatures w14:val="none"/>
+        </w:rPr>
         <w:t>Client Quick Summary</w:t>
       </w:r>
     </w:p>
@@ -310,274 +291,6 @@
         <w:pict w14:anchorId="7156E370">
           <v:rect id="_x0000_i1025" style="width:0;height:0" o:hrstd="t" o:hr="t" fillcolor="#a0a0a0" stroked="f"/>
         </w:pict>
-      </w:r>
-    </w:p>
-    <w:p>
-      <w:pPr>
-        <w:shd w:val="clear" w:color="auto" w:fill="FFFFFF"/>
-        <w:spacing w:after="100" w:afterAutospacing="1" w:line="240" w:lineRule="auto"/>
-        <w:rPr>
-          <w:rFonts w:ascii="rubik" w:eastAsia="Times New Roman" w:hAnsi="rubik" w:cs="Times New Roman"/>
-          <w:spacing w:val="5"/>
-          <w:kern w:val="0"/>
-          <w:sz w:val="24"/>
-          <w:szCs w:val="24"/>
-          <w14:ligatures w14:val="none"/>
-        </w:rPr>
-      </w:pPr>
-      <w:r>
-        <w:rPr>
-          <w:rFonts w:ascii="rubik" w:eastAsia="Times New Roman" w:hAnsi="rubik" w:cs="Times New Roman"/>
-          <w:b/>
-          <w:bCs/>
-          <w:spacing w:val="5"/>
-          <w:kern w:val="0"/>
-          <w:sz w:val="33"/>
-          <w:szCs w:val="33"/>
-          <w14:ligatures w14:val="none"/>
-        </w:rPr>
-        <w:t>CRITICAL USAA NOTIFICATION PROCEDURES - Please note...</w:t>
-      </w:r>
-    </w:p>
-    <w:p>
-      <w:pPr>
-        <w:shd w:val="clear" w:color="auto" w:fill="FFFFFF"/>
-        <w:spacing w:after="100" w:afterAutospacing="1" w:line="240" w:lineRule="auto"/>
-        <w:rPr>
-          <w:rFonts w:ascii="rubik" w:eastAsia="Times New Roman" w:hAnsi="rubik" w:cs="Times New Roman"/>
-          <w:spacing w:val="5"/>
-          <w:kern w:val="0"/>
-          <w:sz w:val="24"/>
-          <w:szCs w:val="24"/>
-          <w14:ligatures w14:val="none"/>
-        </w:rPr>
-      </w:pPr>
-      <w:r>
-        <w:rPr>
-          <w:rFonts w:ascii="rubik" w:eastAsia="Times New Roman" w:hAnsi="rubik" w:cs="Times New Roman"/>
-          <w:b/>
-          <w:bCs/>
-          <w:spacing w:val="5"/>
-          <w:kern w:val="0"/>
-          <w:sz w:val="33"/>
-          <w:szCs w:val="33"/>
-          <w14:ligatures w14:val="none"/>
-        </w:rPr>
-        <w:t>Appraisers are required to status USAA IPDS MD Dept by choosing “</w:t>
-      </w:r>
-      <w:r>
-        <w:rPr>
-          <w:rFonts w:ascii="rubik" w:eastAsia="Times New Roman" w:hAnsi="rubik" w:cs="Times New Roman"/>
-          <w:b/>
-          <w:bCs/>
-          <w:spacing w:val="5"/>
-          <w:kern w:val="0"/>
-          <w:sz w:val="33"/>
-          <w:szCs w:val="33"/>
-          <w:highlight w:val="yellow"/>
-          <w14:ligatures w14:val="none"/>
-        </w:rPr>
-        <w:t>USAA – IPDS Notification Message</w:t>
-      </w:r>
-      <w:r>
-        <w:rPr>
-          <w:rFonts w:ascii="rubik" w:eastAsia="Times New Roman" w:hAnsi="rubik" w:cs="Times New Roman"/>
-          <w:b/>
-          <w:bCs/>
-          <w:spacing w:val="5"/>
-          <w:kern w:val="0"/>
-          <w:sz w:val="33"/>
-          <w:szCs w:val="33"/>
-          <w14:ligatures w14:val="none"/>
-        </w:rPr>
-        <w:t>” in the Choose a status note drop down in the diary/status window of Core, prior to locking or uploading their estimate under the following conditions... </w:t>
-      </w:r>
-    </w:p>
-    <w:p>
-      <w:pPr>
-        <w:numPr>
-          <w:ilvl w:val="0"/>
-          <w:numId w:val="1"/>
-        </w:numPr>
-        <w:shd w:val="clear" w:color="auto" w:fill="FFFFFF"/>
-        <w:spacing w:before="100" w:beforeAutospacing="1" w:after="100" w:afterAutospacing="1" w:line="240" w:lineRule="auto"/>
-        <w:rPr>
-          <w:rFonts w:ascii="rubik" w:eastAsia="Times New Roman" w:hAnsi="rubik" w:cs="Times New Roman"/>
-          <w:kern w:val="0"/>
-          <w:sz w:val="24"/>
-          <w:szCs w:val="24"/>
-          <w14:ligatures w14:val="none"/>
-        </w:rPr>
-      </w:pPr>
-      <w:r>
-        <w:rPr>
-          <w:rFonts w:ascii="rubik" w:eastAsia="Times New Roman" w:hAnsi="rubik" w:cs="Times New Roman"/>
-          <w:kern w:val="0"/>
-          <w:sz w:val="32"/>
-          <w:szCs w:val="32"/>
-          <w14:ligatures w14:val="none"/>
-        </w:rPr>
-        <w:t>Repairable or Total Loss estimates which exceed $35,000.00</w:t>
-      </w:r>
-    </w:p>
-    <w:p>
-      <w:pPr>
-        <w:numPr>
-          <w:ilvl w:val="0"/>
-          <w:numId w:val="1"/>
-        </w:numPr>
-        <w:shd w:val="clear" w:color="auto" w:fill="FFFFFF"/>
-        <w:spacing w:before="100" w:beforeAutospacing="1" w:after="100" w:afterAutospacing="1" w:line="240" w:lineRule="auto"/>
-        <w:rPr>
-          <w:rFonts w:ascii="rubik" w:eastAsia="Times New Roman" w:hAnsi="rubik" w:cs="Times New Roman"/>
-          <w:kern w:val="0"/>
-          <w:sz w:val="24"/>
-          <w:szCs w:val="24"/>
-          <w14:ligatures w14:val="none"/>
-        </w:rPr>
-      </w:pPr>
-      <w:r>
-        <w:rPr>
-          <w:rFonts w:ascii="rubik" w:eastAsia="Times New Roman" w:hAnsi="rubik" w:cs="Times New Roman"/>
-          <w:kern w:val="0"/>
-          <w:sz w:val="32"/>
-          <w:szCs w:val="32"/>
-          <w14:ligatures w14:val="none"/>
-        </w:rPr>
-        <w:t>Total Loss vehicles with an ACV exceeding 50,000.00</w:t>
-      </w:r>
-    </w:p>
-    <w:p>
-      <w:pPr>
-        <w:numPr>
-          <w:ilvl w:val="0"/>
-          <w:numId w:val="1"/>
-        </w:numPr>
-        <w:shd w:val="clear" w:color="auto" w:fill="FFFFFF"/>
-        <w:spacing w:before="100" w:beforeAutospacing="1" w:after="100" w:afterAutospacing="1" w:line="240" w:lineRule="auto"/>
-        <w:rPr>
-          <w:rFonts w:ascii="rubik" w:eastAsia="Times New Roman" w:hAnsi="rubik" w:cs="Times New Roman"/>
-          <w:kern w:val="0"/>
-          <w:sz w:val="24"/>
-          <w:szCs w:val="24"/>
-          <w14:ligatures w14:val="none"/>
-        </w:rPr>
-      </w:pPr>
-      <w:r>
-        <w:rPr>
-          <w:rFonts w:ascii="rubik" w:eastAsia="Times New Roman" w:hAnsi="rubik" w:cs="Times New Roman"/>
-          <w:kern w:val="0"/>
-          <w:sz w:val="32"/>
-          <w:szCs w:val="32"/>
-          <w14:ligatures w14:val="none"/>
-        </w:rPr>
-        <w:t>Borderline Total Losses</w:t>
-      </w:r>
-    </w:p>
-    <w:p>
-      <w:pPr>
-        <w:numPr>
-          <w:ilvl w:val="0"/>
-          <w:numId w:val="1"/>
-        </w:numPr>
-        <w:shd w:val="clear" w:color="auto" w:fill="FFFFFF"/>
-        <w:spacing w:before="100" w:beforeAutospacing="1" w:after="100" w:afterAutospacing="1" w:line="240" w:lineRule="auto"/>
-        <w:rPr>
-          <w:rFonts w:ascii="rubik" w:eastAsia="Times New Roman" w:hAnsi="rubik" w:cs="Times New Roman"/>
-          <w:kern w:val="0"/>
-          <w:sz w:val="24"/>
-          <w:szCs w:val="24"/>
-          <w14:ligatures w14:val="none"/>
-        </w:rPr>
-      </w:pPr>
-      <w:r>
-        <w:rPr>
-          <w:rFonts w:ascii="rubik" w:eastAsia="Times New Roman" w:hAnsi="rubik" w:cs="Times New Roman"/>
-          <w:kern w:val="0"/>
-          <w:sz w:val="32"/>
-          <w:szCs w:val="32"/>
-          <w14:ligatures w14:val="none"/>
-        </w:rPr>
-        <w:t>Unable to reach an agreed price due to labor rates or other reasons</w:t>
-      </w:r>
-    </w:p>
-    <w:p>
-      <w:pPr>
-        <w:numPr>
-          <w:ilvl w:val="0"/>
-          <w:numId w:val="1"/>
-        </w:numPr>
-        <w:shd w:val="clear" w:color="auto" w:fill="FFFFFF"/>
-        <w:spacing w:before="100" w:beforeAutospacing="1" w:after="100" w:afterAutospacing="1" w:line="240" w:lineRule="auto"/>
-        <w:rPr>
-          <w:rFonts w:ascii="rubik" w:eastAsia="Times New Roman" w:hAnsi="rubik" w:cs="Times New Roman"/>
-          <w:kern w:val="0"/>
-          <w:sz w:val="24"/>
-          <w:szCs w:val="24"/>
-          <w14:ligatures w14:val="none"/>
-        </w:rPr>
-      </w:pPr>
-      <w:r>
-        <w:rPr>
-          <w:rFonts w:ascii="rubik" w:eastAsia="Times New Roman" w:hAnsi="rubik" w:cs="Times New Roman"/>
-          <w:kern w:val="0"/>
-          <w:sz w:val="32"/>
-          <w:szCs w:val="32"/>
-          <w14:ligatures w14:val="none"/>
-        </w:rPr>
-        <w:t>Questionable damages   </w:t>
-      </w:r>
-    </w:p>
-    <w:p>
-      <w:pPr>
-        <w:shd w:val="clear" w:color="auto" w:fill="FFFFFF"/>
-        <w:spacing w:after="100" w:afterAutospacing="1" w:line="240" w:lineRule="auto"/>
-        <w:rPr>
-          <w:rFonts w:ascii="rubik" w:eastAsia="Times New Roman" w:hAnsi="rubik" w:cs="Times New Roman"/>
-          <w:spacing w:val="5"/>
-          <w:kern w:val="0"/>
-          <w:sz w:val="24"/>
-          <w:szCs w:val="24"/>
-          <w14:ligatures w14:val="none"/>
-        </w:rPr>
-      </w:pPr>
-      <w:r>
-        <w:rPr>
-          <w:rFonts w:ascii="rubik" w:eastAsia="Times New Roman" w:hAnsi="rubik" w:cs="Times New Roman"/>
-          <w:b/>
-          <w:bCs/>
-          <w:spacing w:val="5"/>
-          <w:kern w:val="0"/>
-          <w:sz w:val="33"/>
-          <w:szCs w:val="33"/>
-          <w14:ligatures w14:val="none"/>
-        </w:rPr>
-        <w:t>***NOTE – When you select this status, it will automatically notify USAA IPDS, and it will stop the cycle time until USAA responds.  The typical response time from USAA IPDS is 24-48 hours. Do not upload your estimate before USAA responds.   </w:t>
-      </w:r>
-    </w:p>
-    <w:p>
-      <w:pPr>
-        <w:shd w:val="clear" w:color="auto" w:fill="FFFFFF"/>
-        <w:spacing w:after="100" w:afterAutospacing="1" w:line="240" w:lineRule="auto"/>
-        <w:rPr>
-          <w:rFonts w:ascii="rubik" w:eastAsia="Times New Roman" w:hAnsi="rubik" w:cs="Times New Roman"/>
-          <w:spacing w:val="5"/>
-          <w:kern w:val="0"/>
-          <w:sz w:val="24"/>
-          <w:szCs w:val="24"/>
-          <w14:ligatures w14:val="none"/>
-        </w:rPr>
-      </w:pPr>
-      <w:r>
-        <w:rPr>
-          <w:rFonts w:ascii="rubik" w:eastAsia="Times New Roman" w:hAnsi="rubik" w:cs="Times New Roman"/>
-          <w:spacing w:val="5"/>
-          <w:kern w:val="0"/>
-          <w:sz w:val="33"/>
-          <w:szCs w:val="33"/>
-          <w14:ligatures w14:val="none"/>
-        </w:rPr>
-        <w:t>Additional USAA rules...  </w:t>
       </w:r>
     </w:p>
     <w:p>
@@ -631,7 +344,51 @@
           <w:szCs w:val="33"/>
           <w14:ligatures w14:val="none"/>
         </w:rPr>
-        <w:t>If Total Loss - Fill out CCC and call in using office ID: Universal ID 07603,  (Rhode Island 07604).  PSP Code 908704</w:t>
+        <w:t xml:space="preserve">If Total Loss - Fill out CCC and </w:t>
+      </w:r>
+      <w:proofErr w:type="gramStart"/>
+      <w:r>
+        <w:rPr>
+          <w:rFonts w:ascii="rubik" w:eastAsia="Times New Roman" w:hAnsi="rubik" w:cs="Times New Roman"/>
+          <w:kern w:val="0"/>
+          <w:sz w:val="33"/>
+          <w:szCs w:val="33"/>
+          <w14:ligatures w14:val="none"/>
+        </w:rPr>
+        <w:t>call in</w:t>
+      </w:r>
+      <w:proofErr w:type="gramEnd"/>
+      <w:r>
+        <w:rPr>
+          <w:rFonts w:ascii="rubik" w:eastAsia="Times New Roman" w:hAnsi="rubik" w:cs="Times New Roman"/>
+          <w:kern w:val="0"/>
+          <w:sz w:val="33"/>
+          <w:szCs w:val="33"/>
+          <w14:ligatures w14:val="none"/>
+        </w:rPr>
+        <w:t xml:space="preserve"> using office ID: Universal ID </w:t>
+      </w:r>
+      <w:proofErr w:type="gramStart"/>
+      <w:r>
+        <w:rPr>
+          <w:rFonts w:ascii="rubik" w:eastAsia="Times New Roman" w:hAnsi="rubik" w:cs="Times New Roman"/>
+          <w:kern w:val="0"/>
+          <w:sz w:val="33"/>
+          <w:szCs w:val="33"/>
+          <w14:ligatures w14:val="none"/>
+        </w:rPr>
+        <w:t>07603,  (</w:t>
+      </w:r>
+      <w:proofErr w:type="gramEnd"/>
+      <w:r>
+        <w:rPr>
+          <w:rFonts w:ascii="rubik" w:eastAsia="Times New Roman" w:hAnsi="rubik" w:cs="Times New Roman"/>
+          <w:kern w:val="0"/>
+          <w:sz w:val="33"/>
+          <w:szCs w:val="33"/>
+          <w14:ligatures w14:val="none"/>
+        </w:rPr>
+        <w:t>Rhode Island 07604).  PSP Code 908704</w:t>
       </w:r>
     </w:p>
     <w:p>
@@ -843,7 +600,6 @@
           <w:szCs w:val="24"/>
           <w14:ligatures w14:val="none"/>
         </w:rPr>
-        <w:lastRenderedPageBreak/>
         <w:t>ALL USAA MEMBERS MUST BE GREETED BY THEIR RANK.  ALL USAA INSUREDS ARE ACTIVE OR HONORABLY DISCHARGED MILITARY.</w:t>
       </w:r>
     </w:p>
@@ -979,7 +735,29 @@
           <w:szCs w:val="24"/>
           <w14:ligatures w14:val="none"/>
         </w:rPr>
-        <w:t>When required by the vehicle manufacturer, include in the original estimate: Pre-scan $50 plus .5 body labor and Post-scan $70 plus .5 body labor.</w:t>
+        <w:t xml:space="preserve">When required by the vehicle manufacturer, include in the original estimate: Pre-scan $50 plus .5 body labor and </w:t>
+      </w:r>
+      <w:proofErr w:type="gramStart"/>
+      <w:r>
+        <w:rPr>
+          <w:rFonts w:ascii="Arial" w:eastAsia="Times New Roman" w:hAnsi="Arial" w:cs="Arial"/>
+          <w:kern w:val="0"/>
+          <w:sz w:val="24"/>
+          <w:szCs w:val="24"/>
+          <w14:ligatures w14:val="none"/>
+        </w:rPr>
+        <w:t>Post-scan</w:t>
+      </w:r>
+      <w:proofErr w:type="gramEnd"/>
+      <w:r>
+        <w:rPr>
+          <w:rFonts w:ascii="Arial" w:eastAsia="Times New Roman" w:hAnsi="Arial" w:cs="Arial"/>
+          <w:kern w:val="0"/>
+          <w:sz w:val="24"/>
+          <w:szCs w:val="24"/>
+          <w14:ligatures w14:val="none"/>
+        </w:rPr>
+        <w:t xml:space="preserve"> $70 plus .5 body labor.</w:t>
       </w:r>
     </w:p>
     <w:p>
@@ -1144,7 +922,29 @@
           <w:szCs w:val="26"/>
           <w14:ligatures w14:val="none"/>
         </w:rPr>
-        <w:t>At least 4 photos of the damage area</w:t>
+        <w:t xml:space="preserve">At least 4 photos of the </w:t>
+      </w:r>
+      <w:proofErr w:type="gramStart"/>
+      <w:r>
+        <w:rPr>
+          <w:rFonts w:ascii="rubik" w:eastAsia="Times New Roman" w:hAnsi="rubik" w:cs="Times New Roman"/>
+          <w:kern w:val="0"/>
+          <w:sz w:val="26"/>
+          <w:szCs w:val="26"/>
+          <w14:ligatures w14:val="none"/>
+        </w:rPr>
+        <w:t>damage</w:t>
+      </w:r>
+      <w:proofErr w:type="gramEnd"/>
+      <w:r>
+        <w:rPr>
+          <w:rFonts w:ascii="rubik" w:eastAsia="Times New Roman" w:hAnsi="rubik" w:cs="Times New Roman"/>
+          <w:kern w:val="0"/>
+          <w:sz w:val="26"/>
+          <w:szCs w:val="26"/>
+          <w14:ligatures w14:val="none"/>
+        </w:rPr>
+        <w:t xml:space="preserve"> area</w:t>
       </w:r>
     </w:p>
     <w:p>
@@ -1252,6 +1052,7 @@
           <w:szCs w:val="26"/>
           <w14:ligatures w14:val="none"/>
         </w:rPr>
+        <w:lastRenderedPageBreak/>
         <w:t>VIN Plate (Both Door and Windshield to confirm vehicle)</w:t>
       </w:r>
     </w:p>
@@ -1532,7 +1333,29 @@
           <w:szCs w:val="26"/>
           <w14:ligatures w14:val="none"/>
         </w:rPr>
-        <w:t>Carpet condition (front and rear - be sure to lift up floor mats)</w:t>
+        <w:t xml:space="preserve">Carpet condition (front and rear - be sure to </w:t>
+      </w:r>
+      <w:proofErr w:type="gramStart"/>
+      <w:r>
+        <w:rPr>
+          <w:rFonts w:ascii="rubik" w:eastAsia="Times New Roman" w:hAnsi="rubik" w:cs="Times New Roman"/>
+          <w:kern w:val="0"/>
+          <w:sz w:val="26"/>
+          <w:szCs w:val="26"/>
+          <w14:ligatures w14:val="none"/>
+        </w:rPr>
+        <w:t>lift up</w:t>
+      </w:r>
+      <w:proofErr w:type="gramEnd"/>
+      <w:r>
+        <w:rPr>
+          <w:rFonts w:ascii="rubik" w:eastAsia="Times New Roman" w:hAnsi="rubik" w:cs="Times New Roman"/>
+          <w:kern w:val="0"/>
+          <w:sz w:val="26"/>
+          <w:szCs w:val="26"/>
+          <w14:ligatures w14:val="none"/>
+        </w:rPr>
+        <w:t xml:space="preserve"> floor mats)</w:t>
       </w:r>
     </w:p>
     <w:p>
@@ -1748,7 +1571,29 @@
           <w:szCs w:val="26"/>
           <w14:ligatures w14:val="none"/>
         </w:rPr>
-        <w:t>Any other needed photos to depict damage, UPD or conditioning</w:t>
+        <w:t xml:space="preserve">Any other </w:t>
+      </w:r>
+      <w:proofErr w:type="gramStart"/>
+      <w:r>
+        <w:rPr>
+          <w:rFonts w:ascii="rubik" w:eastAsia="Times New Roman" w:hAnsi="rubik" w:cs="Times New Roman"/>
+          <w:kern w:val="0"/>
+          <w:sz w:val="26"/>
+          <w:szCs w:val="26"/>
+          <w14:ligatures w14:val="none"/>
+        </w:rPr>
+        <w:t>needed photos</w:t>
+      </w:r>
+      <w:proofErr w:type="gramEnd"/>
+      <w:r>
+        <w:rPr>
+          <w:rFonts w:ascii="rubik" w:eastAsia="Times New Roman" w:hAnsi="rubik" w:cs="Times New Roman"/>
+          <w:kern w:val="0"/>
+          <w:sz w:val="26"/>
+          <w:szCs w:val="26"/>
+          <w14:ligatures w14:val="none"/>
+        </w:rPr>
+        <w:t xml:space="preserve"> to depict damage, UPD or conditioning</w:t>
       </w:r>
     </w:p>
     <w:p>
@@ -1770,7 +1615,6 @@
           <w:szCs w:val="24"/>
           <w14:ligatures w14:val="none"/>
         </w:rPr>
-        <w:lastRenderedPageBreak/>
         <w:br/>
       </w:r>
       <w:r>
@@ -1845,7 +1689,51 @@
           <w:szCs w:val="24"/>
           <w14:ligatures w14:val="none"/>
         </w:rPr>
-        <w:t>YES - Release a copy of the estimate to vehicle owner and repair facility unless total loss.</w:t>
+        <w:t xml:space="preserve">YES - Release a copy of the estimate to vehicle owner and repair facility </w:t>
+      </w:r>
+      <w:proofErr w:type="gramStart"/>
+      <w:r>
+        <w:rPr>
+          <w:rFonts w:ascii="Arial" w:eastAsia="Times New Roman" w:hAnsi="Arial" w:cs="Arial"/>
+          <w:kern w:val="0"/>
+          <w:sz w:val="24"/>
+          <w:szCs w:val="24"/>
+          <w14:ligatures w14:val="none"/>
+        </w:rPr>
+        <w:t>unless</w:t>
+      </w:r>
+      <w:proofErr w:type="gramEnd"/>
+      <w:r>
+        <w:rPr>
+          <w:rFonts w:ascii="Arial" w:eastAsia="Times New Roman" w:hAnsi="Arial" w:cs="Arial"/>
+          <w:kern w:val="0"/>
+          <w:sz w:val="24"/>
+          <w:szCs w:val="24"/>
+          <w14:ligatures w14:val="none"/>
+        </w:rPr>
+        <w:t xml:space="preserve"> </w:t>
+      </w:r>
+      <w:proofErr w:type="gramStart"/>
+      <w:r>
+        <w:rPr>
+          <w:rFonts w:ascii="Arial" w:eastAsia="Times New Roman" w:hAnsi="Arial" w:cs="Arial"/>
+          <w:kern w:val="0"/>
+          <w:sz w:val="24"/>
+          <w:szCs w:val="24"/>
+          <w14:ligatures w14:val="none"/>
+        </w:rPr>
+        <w:t>total loss</w:t>
+      </w:r>
+      <w:proofErr w:type="gramEnd"/>
+      <w:r>
+        <w:rPr>
+          <w:rFonts w:ascii="Arial" w:eastAsia="Times New Roman" w:hAnsi="Arial" w:cs="Arial"/>
+          <w:kern w:val="0"/>
+          <w:sz w:val="24"/>
+          <w:szCs w:val="24"/>
+          <w14:ligatures w14:val="none"/>
+        </w:rPr>
+        <w:t>.</w:t>
       </w:r>
     </w:p>
     <w:p>
@@ -1872,7 +1760,29 @@
           <w:szCs w:val="24"/>
           <w14:ligatures w14:val="none"/>
         </w:rPr>
-        <w:t>Always call the USAA Insured after you complete an inspection at a tow yard or shop. Call &amp; provide the member with a copy of your appraisal via email or fax and let them know what you wrote and ask if they have any questions. This is for 1st party repairable claims not for claimants. Document how the copy was provided with the member and that you discussed the appraisal.</w:t>
+        <w:t xml:space="preserve">Always call the USAA Insured after you complete an inspection at a </w:t>
+      </w:r>
+      <w:proofErr w:type="gramStart"/>
+      <w:r>
+        <w:rPr>
+          <w:rFonts w:ascii="Arial" w:eastAsia="Times New Roman" w:hAnsi="Arial" w:cs="Arial"/>
+          <w:kern w:val="0"/>
+          <w:sz w:val="24"/>
+          <w:szCs w:val="24"/>
+          <w14:ligatures w14:val="none"/>
+        </w:rPr>
+        <w:t>tow</w:t>
+      </w:r>
+      <w:proofErr w:type="gramEnd"/>
+      <w:r>
+        <w:rPr>
+          <w:rFonts w:ascii="Arial" w:eastAsia="Times New Roman" w:hAnsi="Arial" w:cs="Arial"/>
+          <w:kern w:val="0"/>
+          <w:sz w:val="24"/>
+          <w:szCs w:val="24"/>
+          <w14:ligatures w14:val="none"/>
+        </w:rPr>
+        <w:t xml:space="preserve"> yard or shop. Call &amp; provide the member with a copy of your appraisal via email or fax and let them know what you wrote and ask if they have any questions. This is for 1st party repairable claims not for claimants. Document how the copy was provided with the member and that you discussed the appraisal.</w:t>
       </w:r>
     </w:p>
     <w:p>
@@ -2022,7 +1932,7 @@
           <w:szCs w:val="24"/>
           <w14:ligatures w14:val="none"/>
         </w:rPr>
-        <w:t>If aftermarket parts are noted on your estimate, please be sure to attach a copy of the USAA QRP brochure to your estimate. If you need a USAA QRP brochure to copy, please contact SCA Quality Control.  </w:t>
+        <w:t xml:space="preserve">If aftermarket parts are noted on your estimate, please be sure to attach a copy of the USAA QRP brochure to your estimate. </w:t>
       </w:r>
     </w:p>
     <w:p>
@@ -2049,6 +1959,7 @@
           <w:szCs w:val="24"/>
           <w14:ligatures w14:val="none"/>
         </w:rPr>
+        <w:lastRenderedPageBreak/>
         <w:t>NO LKQ MOVEABLE SUSPENSION PARTS OR STEERING COMPONENTS FOR ANY YEAR VEHICLE.  AFTERMARKET NEW AND OEM OK.</w:t>
       </w:r>
     </w:p>
@@ -3122,7 +3033,6 @@
                 <w:szCs w:val="18"/>
                 <w14:ligatures w14:val="none"/>
               </w:rPr>
-              <w:lastRenderedPageBreak/>
               <w:t>NADA ID (NEW)</w:t>
             </w:r>
           </w:p>
@@ -3666,7 +3576,31 @@
           <w:szCs w:val="27"/>
           <w14:ligatures w14:val="none"/>
         </w:rPr>
-        <w:t>Use PSP Code 908704 with all Office ID's.</w:t>
+        <w:t xml:space="preserve">Use PSP Code 908704 with all Office </w:t>
+      </w:r>
+      <w:proofErr w:type="gramStart"/>
+      <w:r>
+        <w:rPr>
+          <w:rFonts w:ascii="Arial" w:eastAsia="Times New Roman" w:hAnsi="Arial" w:cs="Arial"/>
+          <w:color w:val="000000"/>
+          <w:kern w:val="0"/>
+          <w:sz w:val="27"/>
+          <w:szCs w:val="27"/>
+          <w14:ligatures w14:val="none"/>
+        </w:rPr>
+        <w:t>ID's</w:t>
+      </w:r>
+      <w:proofErr w:type="gramEnd"/>
+      <w:r>
+        <w:rPr>
+          <w:rFonts w:ascii="Arial" w:eastAsia="Times New Roman" w:hAnsi="Arial" w:cs="Arial"/>
+          <w:color w:val="000000"/>
+          <w:kern w:val="0"/>
+          <w:sz w:val="27"/>
+          <w:szCs w:val="27"/>
+          <w14:ligatures w14:val="none"/>
+        </w:rPr>
+        <w:t>.</w:t>
       </w:r>
     </w:p>
     <w:p>
@@ -3977,6 +3911,7 @@
           <w:szCs w:val="26"/>
           <w14:ligatures w14:val="none"/>
         </w:rPr>
+        <w:lastRenderedPageBreak/>
         <w:t>Repair facility information and the shop Tax ID number must be populated on all supplements. (The TIN must be listed under the license number in CCC)</w:t>
       </w:r>
     </w:p>
@@ -4102,7 +4037,33 @@
           <w:szCs w:val="26"/>
           <w14:ligatures w14:val="none"/>
         </w:rPr>
-        <w:t>Do not take betterment on insured's vehicles.</w:t>
+        <w:t xml:space="preserve">Do not take betterment on </w:t>
+      </w:r>
+      <w:proofErr w:type="gramStart"/>
+      <w:r>
+        <w:rPr>
+          <w:rFonts w:ascii="Arial" w:eastAsia="Times New Roman" w:hAnsi="Arial" w:cs="Arial"/>
+          <w:b/>
+          <w:bCs/>
+          <w:kern w:val="0"/>
+          <w:sz w:val="26"/>
+          <w:szCs w:val="26"/>
+          <w14:ligatures w14:val="none"/>
+        </w:rPr>
+        <w:t>insured's</w:t>
+      </w:r>
+      <w:proofErr w:type="gramEnd"/>
+      <w:r>
+        <w:rPr>
+          <w:rFonts w:ascii="Arial" w:eastAsia="Times New Roman" w:hAnsi="Arial" w:cs="Arial"/>
+          <w:b/>
+          <w:bCs/>
+          <w:kern w:val="0"/>
+          <w:sz w:val="26"/>
+          <w:szCs w:val="26"/>
+          <w14:ligatures w14:val="none"/>
+        </w:rPr>
+        <w:t xml:space="preserve"> vehicles.</w:t>
       </w:r>
     </w:p>
     <w:p>
@@ -4131,6 +4092,7 @@
         </w:rPr>
         <w:t>Apply betterment/depreciation </w:t>
       </w:r>
+      <w:proofErr w:type="gramStart"/>
       <w:r>
         <w:rPr>
           <w:rFonts w:ascii="Arial" w:eastAsia="Times New Roman" w:hAnsi="Arial" w:cs="Arial"/>
@@ -4139,7 +4101,40 @@
           <w:szCs w:val="24"/>
           <w14:ligatures w14:val="none"/>
         </w:rPr>
-        <w:t>on  claimant vehicles on parts with a limited life expectancy; Tires, Batteries, Shocks, Mechanical etc.  </w:t>
+        <w:t>on  claimant</w:t>
+      </w:r>
+      <w:proofErr w:type="gramEnd"/>
+      <w:r>
+        <w:rPr>
+          <w:rFonts w:ascii="Arial" w:eastAsia="Times New Roman" w:hAnsi="Arial" w:cs="Arial"/>
+          <w:kern w:val="0"/>
+          <w:sz w:val="24"/>
+          <w:szCs w:val="24"/>
+          <w14:ligatures w14:val="none"/>
+        </w:rPr>
+        <w:t xml:space="preserve"> vehicles on parts with a limited life </w:t>
+      </w:r>
+      <w:proofErr w:type="gramStart"/>
+      <w:r>
+        <w:rPr>
+          <w:rFonts w:ascii="Arial" w:eastAsia="Times New Roman" w:hAnsi="Arial" w:cs="Arial"/>
+          <w:kern w:val="0"/>
+          <w:sz w:val="24"/>
+          <w:szCs w:val="24"/>
+          <w14:ligatures w14:val="none"/>
+        </w:rPr>
+        <w:t>expectancy;</w:t>
+      </w:r>
+      <w:proofErr w:type="gramEnd"/>
+      <w:r>
+        <w:rPr>
+          <w:rFonts w:ascii="Arial" w:eastAsia="Times New Roman" w:hAnsi="Arial" w:cs="Arial"/>
+          <w:kern w:val="0"/>
+          <w:sz w:val="24"/>
+          <w:szCs w:val="24"/>
+          <w14:ligatures w14:val="none"/>
+        </w:rPr>
+        <w:t xml:space="preserve"> Tires, Batteries, Shocks, Mechanical etc.  </w:t>
       </w:r>
     </w:p>
     <w:p>
@@ -4480,7 +4475,29 @@
           <w:szCs w:val="24"/>
           <w14:ligatures w14:val="none"/>
         </w:rPr>
-        <w:t>Repair days is calculated by 4 repair hours per day. (Example 12 hours total repair time = 3 Repair Days)</w:t>
+        <w:t xml:space="preserve">Repair days </w:t>
+      </w:r>
+      <w:proofErr w:type="gramStart"/>
+      <w:r>
+        <w:rPr>
+          <w:rFonts w:ascii="Arial" w:eastAsia="Times New Roman" w:hAnsi="Arial" w:cs="Arial"/>
+          <w:kern w:val="0"/>
+          <w:sz w:val="24"/>
+          <w:szCs w:val="24"/>
+          <w14:ligatures w14:val="none"/>
+        </w:rPr>
+        <w:t>is</w:t>
+      </w:r>
+      <w:proofErr w:type="gramEnd"/>
+      <w:r>
+        <w:rPr>
+          <w:rFonts w:ascii="Arial" w:eastAsia="Times New Roman" w:hAnsi="Arial" w:cs="Arial"/>
+          <w:kern w:val="0"/>
+          <w:sz w:val="24"/>
+          <w:szCs w:val="24"/>
+          <w14:ligatures w14:val="none"/>
+        </w:rPr>
+        <w:t xml:space="preserve"> calculated by 4 repair hours per day. (Example 12 hours total repair time = 3 Repair Days)</w:t>
       </w:r>
     </w:p>
     <w:p>
@@ -4507,7 +4524,7 @@
           <w:szCs w:val="24"/>
           <w14:ligatures w14:val="none"/>
         </w:rPr>
-        <w:t>SCA is NOT to obtain/handle fuel sample/contamination requests- USAA has a specific vendor for fuel contamination samples. SCA is to handle the inspection and appraisal of the vehicle as normal. </w:t>
+        <w:t xml:space="preserve">USAA has a specific vendor for fuel contamination samples. </w:t>
       </w:r>
     </w:p>
     <w:p>
@@ -4556,7 +4573,29 @@
           <w:szCs w:val="24"/>
           <w14:ligatures w14:val="none"/>
         </w:rPr>
-        <w:t>and Post-scan $70 plus .5 </w:t>
+        <w:t xml:space="preserve">and </w:t>
+      </w:r>
+      <w:proofErr w:type="gramStart"/>
+      <w:r>
+        <w:rPr>
+          <w:rFonts w:ascii="Arial" w:eastAsia="Times New Roman" w:hAnsi="Arial" w:cs="Arial"/>
+          <w:kern w:val="0"/>
+          <w:sz w:val="24"/>
+          <w:szCs w:val="24"/>
+          <w14:ligatures w14:val="none"/>
+        </w:rPr>
+        <w:t>Post-scan</w:t>
+      </w:r>
+      <w:proofErr w:type="gramEnd"/>
+      <w:r>
+        <w:rPr>
+          <w:rFonts w:ascii="Arial" w:eastAsia="Times New Roman" w:hAnsi="Arial" w:cs="Arial"/>
+          <w:kern w:val="0"/>
+          <w:sz w:val="24"/>
+          <w:szCs w:val="24"/>
+          <w14:ligatures w14:val="none"/>
+        </w:rPr>
+        <w:t xml:space="preserve"> $70 plus .5 </w:t>
       </w:r>
       <w:r>
         <w:rPr>
